--- a/teacher-tools/activity-guides/5-2-activity-teacher.docx
+++ b/teacher-tools/activity-guides/5-2-activity-teacher.docx
@@ -46,7 +46,7 @@
           <w:sz w:val="20"/>
           <w:szCs w:val="20"/>
         </w:rPr>
-        <w:t xml:space="preserve">Lesson 5-2 — Area of Trapezoids  ·  6.G.1</w:t>
+        <w:t xml:space="preserve">Lesson 5-2 — Area of Trapezoids  ·  6.GR.1</w:t>
       </w:r>
     </w:p>
     <w:p>
@@ -645,7 +645,7 @@
           <w:sz w:val="22"/>
           <w:szCs w:val="22"/>
         </w:rPr>
-        <w:t xml:space="preserve">Level 2 Extension: Two copies of a trapezoidal window (bases 5 ft and 11 ft) are flipped and joined to make a parallelogram with height 6 ft. The parallelogram's base is 5 + 11 = 16 ft, so its area is 96 sq ft. What is the area of ONE trapezoid window?</w:t>
+        <w:t xml:space="preserve">Two equal trapezoid windows join to form a parallelogram with area 96 sq ft. What is the area of ONE trapezoid?</w:t>
       </w:r>
     </w:p>
     <w:p>
